--- a/prosedurler/EMS.İP.TL.24.04. Cone Labelling and Palletizing Instruction.docx
+++ b/prosedurler/EMS.İP.TL.24.04. Cone Labelling and Palletizing Instruction.docx
@@ -1244,7 +1244,7 @@
           <w:sz w:val="24"/>
           <w:szCs w:val="24"/>
         </w:rPr>
-        <w:t xml:space="preserve">TLM-IPL-09 Cone labelling and palletizing</w:t>
+        <w:t xml:space="preserve">EMS.İP.TL.24.04 Cone labelling and palletizing</w:t>
       </w:r>
     </w:p>
     <w:p>
@@ -2722,7 +2722,7 @@
           <w:sz w:val="24"/>
           <w:szCs w:val="24"/>
         </w:rPr>
-        <w:t xml:space="preserve">TLM-IPL-09 وسم المخاريط وتحميلها على المنصات</w:t>
+        <w:t xml:space="preserve">EMS.İP.TL.24.04 وسم المخاريط وتحميلها على المنصات</w:t>
       </w:r>
     </w:p>
     <w:p>
